--- a/plantilla_cotizacion.docx
+++ b/plantilla_cotizacion.docx
@@ -2070,6 +2070,40 @@
           <w:szCs w:val="19"/>
         </w:rPr>
         <w:t>Los precios no incluyen IVA. Los valores corresponden al tarifario vigente 2026.</w:t>
+      </w:r>
+    </w:p>
+    <w:p>
+      <w:pPr>
+        <w:pStyle w:val="ListParagraph"/>
+        <w:numPr>
+          <w:ilvl w:val="0"/>
+          <w:numId w:val="2"/>
+        </w:numPr>
+        <w:spacing w:after="60"/>
+      </w:pPr>
+      <w:r>
+        <w:rPr>
+          <w:sz w:val="19"/>
+          <w:szCs w:val="19"/>
+        </w:rPr>
+        <w:t xml:space="preserve">La Bolsa de Comercio de Rosario se encuentra exenta del pago de diversos impuestos. El detalle completo de su situación impositiva puede consultarse en el </w:t>
+      </w:r>
+      <w:hyperlink r:id="rId10" w:history="1">
+        <w:r>
+          <w:rPr>
+            <w:rStyle w:val="Hyperlink"/>
+            <w:sz w:val="19"/>
+            <w:szCs w:val="19"/>
+          </w:rPr>
+          <w:t>legajo impositivo de BCR</w:t>
+        </w:r>
+      </w:hyperlink>
+      <w:r>
+        <w:rPr>
+          <w:sz w:val="19"/>
+          <w:szCs w:val="19"/>
+        </w:rPr>
+        <w:t>.</w:t>
       </w:r>
     </w:p>
     <w:p>
@@ -2240,7 +2274,7 @@
     <w:r>
       <w:drawing>
         <wp:inline distT="0" distB="0" distL="0" distR="0">
-          <wp:extent cx="1333500" cy="666750"/>
+          <wp:extent cx="1800225" cy="900113"/>
           <wp:effectExtent t="0" r="0" b="0" l="0"/>
           <wp:docPr id="1" name="" descr="" title=""/>
           <wp:cNvGraphicFramePr>
@@ -2265,7 +2299,7 @@
                 <pic:spPr bwMode="auto">
                   <a:xfrm>
                     <a:off x="0" y="0"/>
-                    <a:ext cx="1333500" cy="666750"/>
+                    <a:ext cx="1800225" cy="900113"/>
                   </a:xfrm>
                   <a:prstGeom prst="rect">
                     <a:avLst/>

--- a/plantilla_cotizacion.docx
+++ b/plantilla_cotizacion.docx
@@ -1933,6 +1933,51 @@
           <w:szCs w:val="19"/>
         </w:rPr>
         <w:t xml:space="preserve">Observaciones económicas: {{obs_economicas}}</w:t>
+      </w:r>
+    </w:p>
+    <w:p>
+      <w:pPr>
+        <w:pBdr>
+          <w:bottom w:val="single" w:color="1F3864" w:sz="8" w:space="2"/>
+        </w:pBdr>
+        <w:spacing w:after="140" w:before="360"/>
+      </w:pPr>
+      <w:r>
+        <w:rPr>
+          <w:b/>
+          <w:bCs/>
+          <w:color w:val="1F3864"/>
+          <w:sz w:val="24"/>
+          <w:szCs w:val="24"/>
+        </w:rPr>
+        <w:t xml:space="preserve">Opciones a elección del cliente</w:t>
+      </w:r>
+    </w:p>
+    <w:p>
+      <w:pPr>
+        <w:spacing w:after="80"/>
+      </w:pPr>
+      <w:r>
+        <w:rPr>
+          <w:i/>
+          <w:iCs/>
+          <w:sz w:val="18"/>
+          <w:szCs w:val="18"/>
+          <w:color w:val="4A5568"/>
+        </w:rPr>
+        <w:t xml:space="preserve">Estas alternativas no están incluidas en el total del presupuesto — el cliente elige una (o ninguna).</w:t>
+      </w:r>
+    </w:p>
+    <w:p>
+      <w:pPr>
+        <w:spacing w:after="200"/>
+      </w:pPr>
+      <w:r>
+        <w:rPr>
+          <w:sz w:val="19"/>
+          <w:szCs w:val="19"/>
+        </w:rPr>
+        <w:t xml:space="preserve">{{opciones_alternativas}}</w:t>
       </w:r>
     </w:p>
     <w:p>
